--- a/docs/Merchant Setup Guide.docx
+++ b/docs/Merchant Setup Guide.docx
@@ -30,7 +30,7 @@
           <w:sz w:val="22"/>
           <w:szCs w:val="22"/>
         </w:rPr>
-        <w:t xml:space="preserve">Merchant Setup Guide | plugin v1.0.2</w:t>
+        <w:t xml:space="preserve">Merchant Setup Guide | plugin v1.1.1</w:t>
       </w:r>
     </w:p>
     <w:p>
@@ -1761,6 +1761,20 @@
           <w:szCs w:val="22"/>
         </w:rPr>
         <w:t xml:space="preserve">Confirm the order includes a BCI gateway reference and reaches the expected paid status.</w:t>
+      </w:r>
+    </w:p>
+    <w:p>
+      <w:pPr>
+        <w:spacing w:before="0" w:after="160"/>
+      </w:pPr>
+      <w:r>
+        <w:rPr>
+          <w:rFonts w:ascii="Arial" w:hAnsi="Arial" w:cs="Arial"/>
+          <w:color w:val="242424"/>
+          <w:sz w:val="22"/>
+          <w:szCs w:val="22"/>
+        </w:rPr>
+        <w:t xml:space="preserve">WooCommerce normally requires a State / County and a Postcode / ZIP at checkout. Cook Islands addresses have neither, so the plugin makes both optional for Cook Islands customers and labels the state field Island. Customers can leave them blank.</w:t>
       </w:r>
     </w:p>
     <w:p>
